--- a/Backend/Director_Disclosure/Output_Disclosures/2024-25/ADANI_LOGISTICS_LIMITED/DIR-8/DIR8_PALAMADAI_SUNDARARAJAN_JAYAKUMAR_01173236.docx
+++ b/Backend/Director_Disclosure/Output_Disclosures/2024-25/ADANI_LOGISTICS_LIMITED/DIR-8/DIR8_PALAMADAI_SUNDARARAJAN_JAYAKUMAR_01173236.docx
@@ -550,6 +550,76 @@
                 <w:b w:val="0"/>
                 <w:sz w:val="23"/>
               </w:rPr>
+              <w:t>TATA MOTORS FINANCE LIMITED</w:t>
+            </w:r>
+          </w:p>
+        </w:tc>
+        <w:tc>
+          <w:tcPr>
+            <w:tcW w:type="dxa" w:w="2610"/>
+          </w:tcPr>
+          <w:p>
+            <w:pPr>
+              <w:spacing w:after="0"/>
+              <w:jc w:val="center"/>
+            </w:pPr>
+            <w:r>
+              <w:rPr>
+                <w:rFonts w:ascii="Adani" w:hAnsi="Adani" w:eastAsia="Adani" w:cs="Adani"/>
+                <w:b w:val="0"/>
+                <w:sz w:val="23"/>
+              </w:rPr>
+              <w:t>14/07/2023</w:t>
+            </w:r>
+          </w:p>
+        </w:tc>
+        <w:tc>
+          <w:tcPr>
+            <w:tcW w:type="dxa" w:w="2250"/>
+          </w:tcPr>
+          <w:p>
+            <w:pPr>
+              <w:spacing w:after="0"/>
+              <w:jc w:val="center"/>
+            </w:pPr>
+          </w:p>
+        </w:tc>
+      </w:tr>
+      <w:tr>
+        <w:tc>
+          <w:tcPr>
+            <w:tcW w:type="dxa" w:w="636"/>
+          </w:tcPr>
+          <w:p>
+            <w:pPr>
+              <w:spacing w:after="0"/>
+              <w:ind w:left="360"/>
+            </w:pPr>
+            <w:r>
+              <w:rPr>
+                <w:rFonts w:ascii="Adani" w:hAnsi="Adani" w:eastAsia="Adani" w:cs="Adani"/>
+                <w:b w:val="0"/>
+                <w:sz w:val="23"/>
+              </w:rPr>
+              <w:t>5</w:t>
+            </w:r>
+          </w:p>
+        </w:tc>
+        <w:tc>
+          <w:tcPr>
+            <w:tcW w:type="dxa" w:w="3864"/>
+          </w:tcPr>
+          <w:p>
+            <w:pPr>
+              <w:spacing w:after="0"/>
+              <w:jc w:val="both"/>
+            </w:pPr>
+            <w:r>
+              <w:rPr>
+                <w:rFonts w:ascii="Adani" w:hAnsi="Adani" w:eastAsia="Adani" w:cs="Adani"/>
+                <w:b w:val="0"/>
+                <w:sz w:val="23"/>
+              </w:rPr>
               <w:t>JKRK CONSULTING LLP</w:t>
             </w:r>
           </w:p>
@@ -601,7 +671,7 @@
                 <w:b w:val="0"/>
                 <w:sz w:val="23"/>
               </w:rPr>
-              <w:t>5</w:t>
+              <w:t>6</w:t>
             </w:r>
           </w:p>
         </w:tc>
@@ -671,357 +741,7 @@
                 <w:b w:val="0"/>
                 <w:sz w:val="23"/>
               </w:rPr>
-              <w:t>6</w:t>
-            </w:r>
-          </w:p>
-        </w:tc>
-        <w:tc>
-          <w:tcPr>
-            <w:tcW w:type="dxa" w:w="3864"/>
-          </w:tcPr>
-          <w:p>
-            <w:pPr>
-              <w:spacing w:after="0"/>
-              <w:jc w:val="both"/>
-            </w:pPr>
-            <w:r>
-              <w:rPr>
-                <w:rFonts w:ascii="Adani" w:hAnsi="Adani" w:eastAsia="Adani" w:cs="Adani"/>
-                <w:b w:val="0"/>
-                <w:sz w:val="23"/>
-              </w:rPr>
-              <w:t>ZUVENTUS HEALTHCARE LIMITED</w:t>
-            </w:r>
-          </w:p>
-        </w:tc>
-        <w:tc>
-          <w:tcPr>
-            <w:tcW w:type="dxa" w:w="2610"/>
-          </w:tcPr>
-          <w:p>
-            <w:pPr>
-              <w:spacing w:after="0"/>
-              <w:jc w:val="center"/>
-            </w:pPr>
-            <w:r>
-              <w:rPr>
-                <w:rFonts w:ascii="Adani" w:hAnsi="Adani" w:eastAsia="Adani" w:cs="Adani"/>
-                <w:b w:val="0"/>
-                <w:sz w:val="23"/>
-              </w:rPr>
-              <w:t>26/07/2022</w:t>
-            </w:r>
-          </w:p>
-        </w:tc>
-        <w:tc>
-          <w:tcPr>
-            <w:tcW w:type="dxa" w:w="2250"/>
-          </w:tcPr>
-          <w:p>
-            <w:pPr>
-              <w:spacing w:after="0"/>
-              <w:jc w:val="center"/>
-            </w:pPr>
-          </w:p>
-        </w:tc>
-      </w:tr>
-      <w:tr>
-        <w:tc>
-          <w:tcPr>
-            <w:tcW w:type="dxa" w:w="636"/>
-          </w:tcPr>
-          <w:p>
-            <w:pPr>
-              <w:spacing w:after="0"/>
-              <w:ind w:left="360"/>
-            </w:pPr>
-            <w:r>
-              <w:rPr>
-                <w:rFonts w:ascii="Adani" w:hAnsi="Adani" w:eastAsia="Adani" w:cs="Adani"/>
-                <w:b w:val="0"/>
-                <w:sz w:val="23"/>
-              </w:rPr>
               <w:t>7</w:t>
-            </w:r>
-          </w:p>
-        </w:tc>
-        <w:tc>
-          <w:tcPr>
-            <w:tcW w:type="dxa" w:w="3864"/>
-          </w:tcPr>
-          <w:p>
-            <w:pPr>
-              <w:spacing w:after="0"/>
-              <w:jc w:val="both"/>
-            </w:pPr>
-            <w:r>
-              <w:rPr>
-                <w:rFonts w:ascii="Adani" w:hAnsi="Adani" w:eastAsia="Adani" w:cs="Adani"/>
-                <w:b w:val="0"/>
-                <w:sz w:val="23"/>
-              </w:rPr>
-              <w:t>AERIES FINANCIALTECHNOLOGIES PRIVATE LIMITED</w:t>
-            </w:r>
-          </w:p>
-        </w:tc>
-        <w:tc>
-          <w:tcPr>
-            <w:tcW w:type="dxa" w:w="2610"/>
-          </w:tcPr>
-          <w:p>
-            <w:pPr>
-              <w:spacing w:after="0"/>
-              <w:jc w:val="center"/>
-            </w:pPr>
-            <w:r>
-              <w:rPr>
-                <w:rFonts w:ascii="Adani" w:hAnsi="Adani" w:eastAsia="Adani" w:cs="Adani"/>
-                <w:b w:val="0"/>
-                <w:sz w:val="23"/>
-              </w:rPr>
-              <w:t>05/07/2022</w:t>
-            </w:r>
-          </w:p>
-        </w:tc>
-        <w:tc>
-          <w:tcPr>
-            <w:tcW w:type="dxa" w:w="2250"/>
-          </w:tcPr>
-          <w:p>
-            <w:pPr>
-              <w:spacing w:after="0"/>
-              <w:jc w:val="center"/>
-            </w:pPr>
-          </w:p>
-        </w:tc>
-      </w:tr>
-      <w:tr>
-        <w:tc>
-          <w:tcPr>
-            <w:tcW w:type="dxa" w:w="636"/>
-          </w:tcPr>
-          <w:p>
-            <w:pPr>
-              <w:spacing w:after="0"/>
-              <w:ind w:left="360"/>
-            </w:pPr>
-            <w:r>
-              <w:rPr>
-                <w:rFonts w:ascii="Adani" w:hAnsi="Adani" w:eastAsia="Adani" w:cs="Adani"/>
-                <w:b w:val="0"/>
-                <w:sz w:val="23"/>
-              </w:rPr>
-              <w:t>8</w:t>
-            </w:r>
-          </w:p>
-        </w:tc>
-        <w:tc>
-          <w:tcPr>
-            <w:tcW w:type="dxa" w:w="3864"/>
-          </w:tcPr>
-          <w:p>
-            <w:pPr>
-              <w:spacing w:after="0"/>
-              <w:jc w:val="both"/>
-            </w:pPr>
-            <w:r>
-              <w:rPr>
-                <w:rFonts w:ascii="Adani" w:hAnsi="Adani" w:eastAsia="Adani" w:cs="Adani"/>
-                <w:b w:val="0"/>
-                <w:sz w:val="23"/>
-              </w:rPr>
-              <w:t>INDIFI TECHNOLOGIES PRIVATE LIMITED</w:t>
-            </w:r>
-          </w:p>
-        </w:tc>
-        <w:tc>
-          <w:tcPr>
-            <w:tcW w:type="dxa" w:w="2610"/>
-          </w:tcPr>
-          <w:p>
-            <w:pPr>
-              <w:spacing w:after="0"/>
-              <w:jc w:val="center"/>
-            </w:pPr>
-            <w:r>
-              <w:rPr>
-                <w:rFonts w:ascii="Adani" w:hAnsi="Adani" w:eastAsia="Adani" w:cs="Adani"/>
-                <w:b w:val="0"/>
-                <w:sz w:val="23"/>
-              </w:rPr>
-              <w:t>19/05/2022</w:t>
-            </w:r>
-          </w:p>
-        </w:tc>
-        <w:tc>
-          <w:tcPr>
-            <w:tcW w:type="dxa" w:w="2250"/>
-          </w:tcPr>
-          <w:p>
-            <w:pPr>
-              <w:spacing w:after="0"/>
-              <w:jc w:val="center"/>
-            </w:pPr>
-          </w:p>
-        </w:tc>
-      </w:tr>
-      <w:tr>
-        <w:tc>
-          <w:tcPr>
-            <w:tcW w:type="dxa" w:w="636"/>
-          </w:tcPr>
-          <w:p>
-            <w:pPr>
-              <w:spacing w:after="0"/>
-              <w:ind w:left="360"/>
-            </w:pPr>
-            <w:r>
-              <w:rPr>
-                <w:rFonts w:ascii="Adani" w:hAnsi="Adani" w:eastAsia="Adani" w:cs="Adani"/>
-                <w:b w:val="0"/>
-                <w:sz w:val="23"/>
-              </w:rPr>
-              <w:t>9</w:t>
-            </w:r>
-          </w:p>
-        </w:tc>
-        <w:tc>
-          <w:tcPr>
-            <w:tcW w:type="dxa" w:w="3864"/>
-          </w:tcPr>
-          <w:p>
-            <w:pPr>
-              <w:spacing w:after="0"/>
-              <w:jc w:val="both"/>
-            </w:pPr>
-            <w:r>
-              <w:rPr>
-                <w:rFonts w:ascii="Adani" w:hAnsi="Adani" w:eastAsia="Adani" w:cs="Adani"/>
-                <w:b w:val="0"/>
-                <w:sz w:val="23"/>
-              </w:rPr>
-              <w:t>AGRISAATHI FINANCE PRIVATE LIMITED</w:t>
-            </w:r>
-          </w:p>
-        </w:tc>
-        <w:tc>
-          <w:tcPr>
-            <w:tcW w:type="dxa" w:w="2610"/>
-          </w:tcPr>
-          <w:p>
-            <w:pPr>
-              <w:spacing w:after="0"/>
-              <w:jc w:val="center"/>
-            </w:pPr>
-            <w:r>
-              <w:rPr>
-                <w:rFonts w:ascii="Adani" w:hAnsi="Adani" w:eastAsia="Adani" w:cs="Adani"/>
-                <w:b w:val="0"/>
-                <w:sz w:val="23"/>
-              </w:rPr>
-              <w:t>28/02/2022</w:t>
-            </w:r>
-          </w:p>
-        </w:tc>
-        <w:tc>
-          <w:tcPr>
-            <w:tcW w:type="dxa" w:w="2250"/>
-          </w:tcPr>
-          <w:p>
-            <w:pPr>
-              <w:spacing w:after="0"/>
-              <w:jc w:val="center"/>
-            </w:pPr>
-          </w:p>
-        </w:tc>
-      </w:tr>
-      <w:tr>
-        <w:tc>
-          <w:tcPr>
-            <w:tcW w:type="dxa" w:w="636"/>
-          </w:tcPr>
-          <w:p>
-            <w:pPr>
-              <w:spacing w:after="0"/>
-              <w:ind w:left="360"/>
-            </w:pPr>
-            <w:r>
-              <w:rPr>
-                <w:rFonts w:ascii="Adani" w:hAnsi="Adani" w:eastAsia="Adani" w:cs="Adani"/>
-                <w:b w:val="0"/>
-                <w:sz w:val="23"/>
-              </w:rPr>
-              <w:t>10</w:t>
-            </w:r>
-          </w:p>
-        </w:tc>
-        <w:tc>
-          <w:tcPr>
-            <w:tcW w:type="dxa" w:w="3864"/>
-          </w:tcPr>
-          <w:p>
-            <w:pPr>
-              <w:spacing w:after="0"/>
-              <w:jc w:val="both"/>
-            </w:pPr>
-            <w:r>
-              <w:rPr>
-                <w:rFonts w:ascii="Adani" w:hAnsi="Adani" w:eastAsia="Adani" w:cs="Adani"/>
-                <w:b w:val="0"/>
-                <w:sz w:val="23"/>
-              </w:rPr>
-              <w:t>PROGROW FARM AND RURAL MISSION PRIVATE LIMITED</w:t>
-            </w:r>
-          </w:p>
-        </w:tc>
-        <w:tc>
-          <w:tcPr>
-            <w:tcW w:type="dxa" w:w="2610"/>
-          </w:tcPr>
-          <w:p>
-            <w:pPr>
-              <w:spacing w:after="0"/>
-              <w:jc w:val="center"/>
-            </w:pPr>
-            <w:r>
-              <w:rPr>
-                <w:rFonts w:ascii="Adani" w:hAnsi="Adani" w:eastAsia="Adani" w:cs="Adani"/>
-                <w:b w:val="0"/>
-                <w:sz w:val="23"/>
-              </w:rPr>
-              <w:t>27/01/2022</w:t>
-            </w:r>
-          </w:p>
-        </w:tc>
-        <w:tc>
-          <w:tcPr>
-            <w:tcW w:type="dxa" w:w="2250"/>
-          </w:tcPr>
-          <w:p>
-            <w:pPr>
-              <w:spacing w:after="0"/>
-              <w:jc w:val="center"/>
-            </w:pPr>
-          </w:p>
-        </w:tc>
-      </w:tr>
-      <w:tr>
-        <w:tc>
-          <w:tcPr>
-            <w:tcW w:type="dxa" w:w="636"/>
-          </w:tcPr>
-          <w:p>
-            <w:pPr>
-              <w:spacing w:after="0"/>
-              <w:ind w:left="360"/>
-            </w:pPr>
-            <w:r>
-              <w:rPr>
-                <w:rFonts w:ascii="Adani" w:hAnsi="Adani" w:eastAsia="Adani" w:cs="Adani"/>
-                <w:b w:val="0"/>
-                <w:sz w:val="23"/>
-              </w:rPr>
-              <w:t>11</w:t>
             </w:r>
           </w:p>
         </w:tc>
@@ -1091,7 +811,7 @@
                 <w:b w:val="0"/>
                 <w:sz w:val="23"/>
               </w:rPr>
-              <w:t>12</w:t>
+              <w:t>8</w:t>
             </w:r>
           </w:p>
         </w:tc>
@@ -1161,7 +881,7 @@
                 <w:b w:val="0"/>
                 <w:sz w:val="23"/>
               </w:rPr>
-              <w:t>13</w:t>
+              <w:t>9</w:t>
             </w:r>
           </w:p>
         </w:tc>
@@ -1231,7 +951,7 @@
                 <w:b w:val="0"/>
                 <w:sz w:val="23"/>
               </w:rPr>
-              <w:t>14</w:t>
+              <w:t>10</w:t>
             </w:r>
           </w:p>
         </w:tc>
@@ -1301,7 +1021,7 @@
                 <w:b w:val="0"/>
                 <w:sz w:val="23"/>
               </w:rPr>
-              <w:t>15</w:t>
+              <w:t>11</w:t>
             </w:r>
           </w:p>
         </w:tc>
@@ -1371,7 +1091,7 @@
                 <w:b w:val="0"/>
                 <w:sz w:val="23"/>
               </w:rPr>
-              <w:t>16</w:t>
+              <w:t>12</w:t>
             </w:r>
           </w:p>
         </w:tc>
@@ -1441,7 +1161,7 @@
                 <w:b w:val="0"/>
                 <w:sz w:val="23"/>
               </w:rPr>
-              <w:t>17</w:t>
+              <w:t>13</w:t>
             </w:r>
           </w:p>
         </w:tc>
@@ -1511,7 +1231,7 @@
                 <w:b w:val="0"/>
                 <w:sz w:val="23"/>
               </w:rPr>
-              <w:t>18</w:t>
+              <w:t>14</w:t>
             </w:r>
           </w:p>
         </w:tc>
@@ -1550,216 +1270,6 @@
                 <w:sz w:val="23"/>
               </w:rPr>
               <w:t>22/07/2020</w:t>
-            </w:r>
-          </w:p>
-        </w:tc>
-        <w:tc>
-          <w:tcPr>
-            <w:tcW w:type="dxa" w:w="2250"/>
-          </w:tcPr>
-          <w:p>
-            <w:pPr>
-              <w:spacing w:after="0"/>
-              <w:jc w:val="center"/>
-            </w:pPr>
-          </w:p>
-        </w:tc>
-      </w:tr>
-      <w:tr>
-        <w:tc>
-          <w:tcPr>
-            <w:tcW w:type="dxa" w:w="636"/>
-          </w:tcPr>
-          <w:p>
-            <w:pPr>
-              <w:spacing w:after="0"/>
-              <w:ind w:left="360"/>
-            </w:pPr>
-            <w:r>
-              <w:rPr>
-                <w:rFonts w:ascii="Adani" w:hAnsi="Adani" w:eastAsia="Adani" w:cs="Adani"/>
-                <w:b w:val="0"/>
-                <w:sz w:val="23"/>
-              </w:rPr>
-              <w:t>19</w:t>
-            </w:r>
-          </w:p>
-        </w:tc>
-        <w:tc>
-          <w:tcPr>
-            <w:tcW w:type="dxa" w:w="3864"/>
-          </w:tcPr>
-          <w:p>
-            <w:pPr>
-              <w:spacing w:after="0"/>
-              <w:jc w:val="both"/>
-            </w:pPr>
-            <w:r>
-              <w:rPr>
-                <w:rFonts w:ascii="Adani" w:hAnsi="Adani" w:eastAsia="Adani" w:cs="Adani"/>
-                <w:b w:val="0"/>
-                <w:sz w:val="23"/>
-              </w:rPr>
-              <w:t>TMF BUSINESS SERVICES LIMITED</w:t>
-            </w:r>
-          </w:p>
-        </w:tc>
-        <w:tc>
-          <w:tcPr>
-            <w:tcW w:type="dxa" w:w="2610"/>
-          </w:tcPr>
-          <w:p>
-            <w:pPr>
-              <w:spacing w:after="0"/>
-              <w:jc w:val="center"/>
-            </w:pPr>
-            <w:r>
-              <w:rPr>
-                <w:rFonts w:ascii="Adani" w:hAnsi="Adani" w:eastAsia="Adani" w:cs="Adani"/>
-                <w:b w:val="0"/>
-                <w:sz w:val="23"/>
-              </w:rPr>
-              <w:t>10/07/2020</w:t>
-            </w:r>
-          </w:p>
-        </w:tc>
-        <w:tc>
-          <w:tcPr>
-            <w:tcW w:type="dxa" w:w="2250"/>
-          </w:tcPr>
-          <w:p>
-            <w:pPr>
-              <w:spacing w:after="0"/>
-              <w:jc w:val="center"/>
-            </w:pPr>
-          </w:p>
-        </w:tc>
-      </w:tr>
-      <w:tr>
-        <w:tc>
-          <w:tcPr>
-            <w:tcW w:type="dxa" w:w="636"/>
-          </w:tcPr>
-          <w:p>
-            <w:pPr>
-              <w:spacing w:after="0"/>
-              <w:ind w:left="360"/>
-            </w:pPr>
-            <w:r>
-              <w:rPr>
-                <w:rFonts w:ascii="Adani" w:hAnsi="Adani" w:eastAsia="Adani" w:cs="Adani"/>
-                <w:b w:val="0"/>
-                <w:sz w:val="23"/>
-              </w:rPr>
-              <w:t>20</w:t>
-            </w:r>
-          </w:p>
-        </w:tc>
-        <w:tc>
-          <w:tcPr>
-            <w:tcW w:type="dxa" w:w="3864"/>
-          </w:tcPr>
-          <w:p>
-            <w:pPr>
-              <w:spacing w:after="0"/>
-              <w:jc w:val="both"/>
-            </w:pPr>
-            <w:r>
-              <w:rPr>
-                <w:rFonts w:ascii="Adani" w:hAnsi="Adani" w:eastAsia="Adani" w:cs="Adani"/>
-                <w:b w:val="0"/>
-                <w:sz w:val="23"/>
-              </w:rPr>
-              <w:t>TMF HOLDINGS LIMITED</w:t>
-            </w:r>
-          </w:p>
-        </w:tc>
-        <w:tc>
-          <w:tcPr>
-            <w:tcW w:type="dxa" w:w="2610"/>
-          </w:tcPr>
-          <w:p>
-            <w:pPr>
-              <w:spacing w:after="0"/>
-              <w:jc w:val="center"/>
-            </w:pPr>
-            <w:r>
-              <w:rPr>
-                <w:rFonts w:ascii="Adani" w:hAnsi="Adani" w:eastAsia="Adani" w:cs="Adani"/>
-                <w:b w:val="0"/>
-                <w:sz w:val="23"/>
-              </w:rPr>
-              <w:t>10/07/2020</w:t>
-            </w:r>
-          </w:p>
-        </w:tc>
-        <w:tc>
-          <w:tcPr>
-            <w:tcW w:type="dxa" w:w="2250"/>
-          </w:tcPr>
-          <w:p>
-            <w:pPr>
-              <w:spacing w:after="0"/>
-              <w:jc w:val="center"/>
-            </w:pPr>
-          </w:p>
-        </w:tc>
-      </w:tr>
-      <w:tr>
-        <w:tc>
-          <w:tcPr>
-            <w:tcW w:type="dxa" w:w="636"/>
-          </w:tcPr>
-          <w:p>
-            <w:pPr>
-              <w:spacing w:after="0"/>
-              <w:ind w:left="360"/>
-            </w:pPr>
-            <w:r>
-              <w:rPr>
-                <w:rFonts w:ascii="Adani" w:hAnsi="Adani" w:eastAsia="Adani" w:cs="Adani"/>
-                <w:b w:val="0"/>
-                <w:sz w:val="23"/>
-              </w:rPr>
-              <w:t>21</w:t>
-            </w:r>
-          </w:p>
-        </w:tc>
-        <w:tc>
-          <w:tcPr>
-            <w:tcW w:type="dxa" w:w="3864"/>
-          </w:tcPr>
-          <w:p>
-            <w:pPr>
-              <w:spacing w:after="0"/>
-              <w:jc w:val="both"/>
-            </w:pPr>
-            <w:r>
-              <w:rPr>
-                <w:rFonts w:ascii="Adani" w:hAnsi="Adani" w:eastAsia="Adani" w:cs="Adani"/>
-                <w:b w:val="0"/>
-                <w:sz w:val="23"/>
-              </w:rPr>
-              <w:t>PERFIOS ACCOUNT AGGREGATION SERVICES PRIVATE LIMITED</w:t>
-            </w:r>
-          </w:p>
-        </w:tc>
-        <w:tc>
-          <w:tcPr>
-            <w:tcW w:type="dxa" w:w="2610"/>
-          </w:tcPr>
-          <w:p>
-            <w:pPr>
-              <w:spacing w:after="0"/>
-              <w:jc w:val="center"/>
-            </w:pPr>
-            <w:r>
-              <w:rPr>
-                <w:rFonts w:ascii="Adani" w:hAnsi="Adani" w:eastAsia="Adani" w:cs="Adani"/>
-                <w:b w:val="0"/>
-                <w:sz w:val="23"/>
-              </w:rPr>
-              <w:t>20/06/2020</w:t>
             </w:r>
           </w:p>
         </w:tc>
@@ -1875,7 +1385,7 @@
           <w:b w:val="0"/>
           <w:sz w:val="23"/>
         </w:rPr>
-        <w:t xml:space="preserve">Date: 07th May, 2026</w:t>
+        <w:t xml:space="preserve">Date: 15th May, 2026</w:t>
         <w:tab/>
       </w:r>
     </w:p>

--- a/Backend/Director_Disclosure/Output_Disclosures/2024-25/ADANI_LOGISTICS_LIMITED/DIR-8/DIR8_PALAMADAI_SUNDARARAJAN_JAYAKUMAR_01173236.docx
+++ b/Backend/Director_Disclosure/Output_Disclosures/2024-25/ADANI_LOGISTICS_LIMITED/DIR-8/DIR8_PALAMADAI_SUNDARARAJAN_JAYAKUMAR_01173236.docx
@@ -1385,7 +1385,7 @@
           <w:b w:val="0"/>
           <w:sz w:val="23"/>
         </w:rPr>
-        <w:t xml:space="preserve">Date: 15th May, 2026</w:t>
+        <w:t xml:space="preserve">Date: 27th May, 2026</w:t>
         <w:tab/>
       </w:r>
     </w:p>

--- a/Backend/Director_Disclosure/Output_Disclosures/2024-25/ADANI_LOGISTICS_LIMITED/DIR-8/DIR8_PALAMADAI_SUNDARARAJAN_JAYAKUMAR_01173236.docx
+++ b/Backend/Director_Disclosure/Output_Disclosures/2024-25/ADANI_LOGISTICS_LIMITED/DIR-8/DIR8_PALAMADAI_SUNDARARAJAN_JAYAKUMAR_01173236.docx
@@ -550,76 +550,6 @@
                 <w:b w:val="0"/>
                 <w:sz w:val="23"/>
               </w:rPr>
-              <w:t>TATA MOTORS FINANCE LIMITED</w:t>
-            </w:r>
-          </w:p>
-        </w:tc>
-        <w:tc>
-          <w:tcPr>
-            <w:tcW w:type="dxa" w:w="2610"/>
-          </w:tcPr>
-          <w:p>
-            <w:pPr>
-              <w:spacing w:after="0"/>
-              <w:jc w:val="center"/>
-            </w:pPr>
-            <w:r>
-              <w:rPr>
-                <w:rFonts w:ascii="Adani" w:hAnsi="Adani" w:eastAsia="Adani" w:cs="Adani"/>
-                <w:b w:val="0"/>
-                <w:sz w:val="23"/>
-              </w:rPr>
-              <w:t>14/07/2023</w:t>
-            </w:r>
-          </w:p>
-        </w:tc>
-        <w:tc>
-          <w:tcPr>
-            <w:tcW w:type="dxa" w:w="2250"/>
-          </w:tcPr>
-          <w:p>
-            <w:pPr>
-              <w:spacing w:after="0"/>
-              <w:jc w:val="center"/>
-            </w:pPr>
-          </w:p>
-        </w:tc>
-      </w:tr>
-      <w:tr>
-        <w:tc>
-          <w:tcPr>
-            <w:tcW w:type="dxa" w:w="636"/>
-          </w:tcPr>
-          <w:p>
-            <w:pPr>
-              <w:spacing w:after="0"/>
-              <w:ind w:left="360"/>
-            </w:pPr>
-            <w:r>
-              <w:rPr>
-                <w:rFonts w:ascii="Adani" w:hAnsi="Adani" w:eastAsia="Adani" w:cs="Adani"/>
-                <w:b w:val="0"/>
-                <w:sz w:val="23"/>
-              </w:rPr>
-              <w:t>5</w:t>
-            </w:r>
-          </w:p>
-        </w:tc>
-        <w:tc>
-          <w:tcPr>
-            <w:tcW w:type="dxa" w:w="3864"/>
-          </w:tcPr>
-          <w:p>
-            <w:pPr>
-              <w:spacing w:after="0"/>
-              <w:jc w:val="both"/>
-            </w:pPr>
-            <w:r>
-              <w:rPr>
-                <w:rFonts w:ascii="Adani" w:hAnsi="Adani" w:eastAsia="Adani" w:cs="Adani"/>
-                <w:b w:val="0"/>
-                <w:sz w:val="23"/>
-              </w:rPr>
               <w:t>JKRK CONSULTING LLP</w:t>
             </w:r>
           </w:p>
@@ -671,7 +601,7 @@
                 <w:b w:val="0"/>
                 <w:sz w:val="23"/>
               </w:rPr>
-              <w:t>6</w:t>
+              <w:t>5</w:t>
             </w:r>
           </w:p>
         </w:tc>
@@ -741,7 +671,7 @@
                 <w:b w:val="0"/>
                 <w:sz w:val="23"/>
               </w:rPr>
-              <w:t>7</w:t>
+              <w:t>6</w:t>
             </w:r>
           </w:p>
         </w:tc>
@@ -811,7 +741,7 @@
                 <w:b w:val="0"/>
                 <w:sz w:val="23"/>
               </w:rPr>
-              <w:t>8</w:t>
+              <w:t>7</w:t>
             </w:r>
           </w:p>
         </w:tc>
@@ -850,6 +780,76 @@
                 <w:sz w:val="23"/>
               </w:rPr>
               <w:t>28/07/2021</w:t>
+            </w:r>
+          </w:p>
+        </w:tc>
+        <w:tc>
+          <w:tcPr>
+            <w:tcW w:type="dxa" w:w="2250"/>
+          </w:tcPr>
+          <w:p>
+            <w:pPr>
+              <w:spacing w:after="0"/>
+              <w:jc w:val="center"/>
+            </w:pPr>
+          </w:p>
+        </w:tc>
+      </w:tr>
+      <w:tr>
+        <w:tc>
+          <w:tcPr>
+            <w:tcW w:type="dxa" w:w="636"/>
+          </w:tcPr>
+          <w:p>
+            <w:pPr>
+              <w:spacing w:after="0"/>
+              <w:ind w:left="360"/>
+            </w:pPr>
+            <w:r>
+              <w:rPr>
+                <w:rFonts w:ascii="Adani" w:hAnsi="Adani" w:eastAsia="Adani" w:cs="Adani"/>
+                <w:b w:val="0"/>
+                <w:sz w:val="23"/>
+              </w:rPr>
+              <w:t>8</w:t>
+            </w:r>
+          </w:p>
+        </w:tc>
+        <w:tc>
+          <w:tcPr>
+            <w:tcW w:type="dxa" w:w="3864"/>
+          </w:tcPr>
+          <w:p>
+            <w:pPr>
+              <w:spacing w:after="0"/>
+              <w:jc w:val="both"/>
+            </w:pPr>
+            <w:r>
+              <w:rPr>
+                <w:rFonts w:ascii="Adani" w:hAnsi="Adani" w:eastAsia="Adani" w:cs="Adani"/>
+                <w:b w:val="0"/>
+                <w:sz w:val="23"/>
+              </w:rPr>
+              <w:t>ADANI PORTS AND SPECIAL ECONOMIC ZONE LIMITED</w:t>
+            </w:r>
+          </w:p>
+        </w:tc>
+        <w:tc>
+          <w:tcPr>
+            <w:tcW w:type="dxa" w:w="2610"/>
+          </w:tcPr>
+          <w:p>
+            <w:pPr>
+              <w:spacing w:after="0"/>
+              <w:jc w:val="center"/>
+            </w:pPr>
+            <w:r>
+              <w:rPr>
+                <w:rFonts w:ascii="Adani" w:hAnsi="Adani" w:eastAsia="Adani" w:cs="Adani"/>
+                <w:b w:val="0"/>
+                <w:sz w:val="23"/>
+              </w:rPr>
+              <w:t>12/07/2021</w:t>
             </w:r>
           </w:p>
         </w:tc>
@@ -1180,76 +1180,6 @@
                 <w:b w:val="0"/>
                 <w:sz w:val="23"/>
               </w:rPr>
-              <w:t>ADANI PORTS AND SPECIAL ECONOMIC ZONE LIMITED</w:t>
-            </w:r>
-          </w:p>
-        </w:tc>
-        <w:tc>
-          <w:tcPr>
-            <w:tcW w:type="dxa" w:w="2610"/>
-          </w:tcPr>
-          <w:p>
-            <w:pPr>
-              <w:spacing w:after="0"/>
-              <w:jc w:val="center"/>
-            </w:pPr>
-            <w:r>
-              <w:rPr>
-                <w:rFonts w:ascii="Adani" w:hAnsi="Adani" w:eastAsia="Adani" w:cs="Adani"/>
-                <w:b w:val="0"/>
-                <w:sz w:val="23"/>
-              </w:rPr>
-              <w:t>23/07/2020</w:t>
-            </w:r>
-          </w:p>
-        </w:tc>
-        <w:tc>
-          <w:tcPr>
-            <w:tcW w:type="dxa" w:w="2250"/>
-          </w:tcPr>
-          <w:p>
-            <w:pPr>
-              <w:spacing w:after="0"/>
-              <w:jc w:val="center"/>
-            </w:pPr>
-          </w:p>
-        </w:tc>
-      </w:tr>
-      <w:tr>
-        <w:tc>
-          <w:tcPr>
-            <w:tcW w:type="dxa" w:w="636"/>
-          </w:tcPr>
-          <w:p>
-            <w:pPr>
-              <w:spacing w:after="0"/>
-              <w:ind w:left="360"/>
-            </w:pPr>
-            <w:r>
-              <w:rPr>
-                <w:rFonts w:ascii="Adani" w:hAnsi="Adani" w:eastAsia="Adani" w:cs="Adani"/>
-                <w:b w:val="0"/>
-                <w:sz w:val="23"/>
-              </w:rPr>
-              <w:t>14</w:t>
-            </w:r>
-          </w:p>
-        </w:tc>
-        <w:tc>
-          <w:tcPr>
-            <w:tcW w:type="dxa" w:w="3864"/>
-          </w:tcPr>
-          <w:p>
-            <w:pPr>
-              <w:spacing w:after="0"/>
-              <w:jc w:val="both"/>
-            </w:pPr>
-            <w:r>
-              <w:rPr>
-                <w:rFonts w:ascii="Adani" w:hAnsi="Adani" w:eastAsia="Adani" w:cs="Adani"/>
-                <w:b w:val="0"/>
-                <w:sz w:val="23"/>
-              </w:rPr>
               <w:t>EMCURE PHARMACEUTICALS LIMITED</w:t>
             </w:r>
           </w:p>
@@ -1385,7 +1315,7 @@
           <w:b w:val="0"/>
           <w:sz w:val="23"/>
         </w:rPr>
-        <w:t xml:space="preserve">Date: 27th May, 2026</w:t>
+        <w:t xml:space="preserve">Date: 08th June, 2026</w:t>
         <w:tab/>
       </w:r>
     </w:p>
